--- a/docx/法律/中华人民共和国民族团结进步促进法_20260312_127e971ed95b44dd8ae375ab1aa8e531.docx
+++ b/docx/法律/中华人民共和国民族团结进步促进法_20260312_127e971ed95b44dd8ae375ab1aa8e531.docx
@@ -5,15 +5,17 @@
     <w:p>
       <w:pPr>
         <w:rPr>
-          <w:rFonts w:ascii="Times New Roman" w:hAnsi="Times New Roman" w:eastAsia="宋体" w:cs="宋体"/>
-          <w:szCs w:val="32"/>
-        </w:rPr>
-      </w:pPr>
-    </w:p>
-    <w:p>
-      <w:pPr>
-        <w:rPr>
-          <w:rFonts w:ascii="Times New Roman" w:hAnsi="Times New Roman" w:eastAsia="宋体" w:cs="宋体"/>
+          <w:rFonts w:ascii="Times New Roman" w:hAnsi="Times New Roman" w:eastAsia="仿宋" w:cs="仿宋"/>
+          <w:sz w:val="32"/>
+          <w:szCs w:val="32"/>
+        </w:rPr>
+      </w:pPr>
+    </w:p>
+    <w:p>
+      <w:pPr>
+        <w:rPr>
+          <w:rFonts w:ascii="Times New Roman" w:hAnsi="Times New Roman" w:eastAsia="仿宋" w:cs="仿宋"/>
+          <w:sz w:val="32"/>
           <w:szCs w:val="32"/>
         </w:rPr>
       </w:pPr>
@@ -33,18 +35,9 @@
         <w:bidi w:val="0"/>
         <w:adjustRightInd/>
         <w:snapToGrid/>
-        <w:spacing w:line="560" w:lineRule="exact"/>
+        <w:spacing w:line="567" w:lineRule="exact"/>
         <w:jc w:val="center"/>
         <w:textAlignment w:val="auto"/>
-        <w:rPr>
-          <w:rFonts w:hint="eastAsia" w:ascii="CESI小标宋-GB18030" w:hAnsi="CESI小标宋-GB18030" w:eastAsia="CESI小标宋-GB18030" w:cs="CESI小标宋-GB18030"/>
-          <w:color w:val="333333"/>
-          <w:sz w:val="44"/>
-          <w:szCs w:val="44"/>
-          <w:shd w:val="clear" w:color="auto" w:fill="FFFFFF"/>
-        </w:rPr>
-      </w:pPr>
-      <w:r>
         <w:rPr>
           <w:rFonts w:hint="eastAsia" w:ascii="方正小标宋简体" w:hAnsi="方正小标宋简体" w:eastAsia="方正小标宋简体" w:cs="方正小标宋简体"/>
           <w:color w:val="333333"/>
@@ -52,13 +45,23 @@
           <w:szCs w:val="44"/>
           <w:shd w:val="clear" w:color="auto" w:fill="FFFFFF"/>
         </w:rPr>
+      </w:pPr>
+      <w:r>
+        <w:rPr>
+          <w:rFonts w:hint="eastAsia" w:ascii="方正小标宋简体" w:hAnsi="方正小标宋简体" w:eastAsia="方正小标宋简体" w:cs="方正小标宋简体"/>
+          <w:color w:val="333333"/>
+          <w:sz w:val="44"/>
+          <w:szCs w:val="44"/>
+          <w:shd w:val="clear" w:color="auto" w:fill="FFFFFF"/>
+        </w:rPr>
         <w:t>中华人民共和国民族团结进步促进法</w:t>
       </w:r>
     </w:p>
     <w:p>
       <w:pPr>
         <w:rPr>
-          <w:rFonts w:ascii="Times New Roman" w:hAnsi="Times New Roman" w:eastAsia="宋体" w:cs="宋体"/>
+          <w:rFonts w:ascii="Times New Roman" w:hAnsi="Times New Roman" w:eastAsia="仿宋" w:cs="仿宋"/>
+          <w:sz w:val="32"/>
           <w:szCs w:val="32"/>
         </w:rPr>
       </w:pPr>
@@ -91,8 +94,8 @@
       </w:pPr>
       <w:r>
         <w:rPr>
-          <w:rFonts w:hint="eastAsia" w:ascii="Times New Roman" w:hAnsi="Times New Roman" w:eastAsia="楷体_GB2312" w:cs="楷体_GB2312"/>
-          <w:bCs/>
+          <w:rFonts w:hint="eastAsia" w:ascii="Times New Roman" w:hAnsi="Times New Roman" w:eastAsia="楷体" w:cs="楷体"/>
+          <w:bCs w:val="0"/>
           <w:spacing w:val="0"/>
           <w:sz w:val="32"/>
           <w:szCs w:val="32"/>
@@ -104,7 +107,8 @@
     <w:p>
       <w:pPr>
         <w:rPr>
-          <w:rFonts w:ascii="Times New Roman" w:hAnsi="Times New Roman" w:eastAsia="宋体" w:cs="宋体"/>
+          <w:rFonts w:ascii="Times New Roman" w:hAnsi="Times New Roman" w:eastAsia="仿宋" w:cs="仿宋"/>
+          <w:sz w:val="32"/>
           <w:szCs w:val="32"/>
         </w:rPr>
       </w:pPr>
@@ -120,8 +124,9 @@
       </w:pPr>
       <w:r>
         <w:rPr>
-          <w:rFonts w:ascii="Times New Roman" w:hAnsi="Times New Roman" w:eastAsia="楷体_GB2312" w:cs="楷体_GB2312"/>
-          <w:sz w:val="32"/>
+          <w:rFonts w:ascii="Times New Roman" w:hAnsi="Times New Roman" w:eastAsia="楷体" w:cs="楷体"/>
+          <w:sz w:val="32"/>
+          <w:szCs w:val="32"/>
         </w:rPr>
         <w:t>目　　录</w:t>
       </w:r>
@@ -146,14 +151,15 @@
         <w:jc w:val="both"/>
         <w:textAlignment w:val="auto"/>
         <w:rPr>
-          <w:rFonts w:ascii="Times New Roman" w:hAnsi="Times New Roman" w:eastAsia="楷体_GB2312" w:cs="楷体_GB2312"/>
-          <w:sz w:val="32"/>
-        </w:rPr>
-      </w:pPr>
-      <w:r>
-        <w:rPr>
-          <w:rFonts w:ascii="Times New Roman" w:hAnsi="Times New Roman" w:eastAsia="楷体_GB2312" w:cs="楷体_GB2312"/>
-          <w:sz w:val="32"/>
+          <w:rFonts w:ascii="Times New Roman" w:hAnsi="Times New Roman" w:eastAsia="楷体" w:cs="楷体"/>
+          <w:sz w:val="32"/>
+        </w:rPr>
+      </w:pPr>
+      <w:r>
+        <w:rPr>
+          <w:rFonts w:ascii="Times New Roman" w:hAnsi="Times New Roman" w:eastAsia="楷体" w:cs="楷体"/>
+          <w:sz w:val="32"/>
+          <w:szCs w:val="32"/>
         </w:rPr>
         <w:t>序　　言</w:t>
       </w:r>
@@ -178,19 +184,18 @@
         <w:jc w:val="both"/>
         <w:textAlignment w:val="auto"/>
         <w:rPr>
-          <w:rFonts w:ascii="Times New Roman" w:hAnsi="Times New Roman" w:eastAsia="楷体_GB2312" w:cs="楷体_GB2312"/>
-          <w:sz w:val="32"/>
-        </w:rPr>
-      </w:pPr>
-      <w:r>
-        <w:rPr>
-          <w:rFonts w:ascii="Times New Roman" w:hAnsi="Times New Roman" w:eastAsia="楷体_GB2312" w:cs="楷体_GB2312"/>
-          <w:sz w:val="32"/>
+          <w:rFonts w:ascii="Times New Roman" w:hAnsi="Times New Roman" w:eastAsia="楷体" w:cs="楷体"/>
+          <w:sz w:val="32"/>
+        </w:rPr>
+      </w:pPr>
+      <w:r>
+        <w:rPr>
+          <w:rFonts w:ascii="Times New Roman" w:hAnsi="Times New Roman" w:eastAsia="楷体" w:cs="楷体"/>
+          <w:sz w:val="32"/>
+          <w:szCs w:val="32"/>
         </w:rPr>
         <w:t>第一章　总　　则</w:t>
       </w:r>
-      <w:bookmarkStart w:id="0" w:name="_GoBack"/>
-      <w:bookmarkEnd w:id="0"/>
     </w:p>
     <w:p>
       <w:pPr>
@@ -212,14 +217,15 @@
         <w:jc w:val="both"/>
         <w:textAlignment w:val="auto"/>
         <w:rPr>
-          <w:rFonts w:ascii="Times New Roman" w:hAnsi="Times New Roman" w:eastAsia="楷体_GB2312" w:cs="楷体_GB2312"/>
-          <w:sz w:val="32"/>
-        </w:rPr>
-      </w:pPr>
-      <w:r>
-        <w:rPr>
-          <w:rFonts w:ascii="Times New Roman" w:hAnsi="Times New Roman" w:eastAsia="楷体_GB2312" w:cs="楷体_GB2312"/>
-          <w:sz w:val="32"/>
+          <w:rFonts w:ascii="Times New Roman" w:hAnsi="Times New Roman" w:eastAsia="楷体" w:cs="楷体"/>
+          <w:sz w:val="32"/>
+        </w:rPr>
+      </w:pPr>
+      <w:r>
+        <w:rPr>
+          <w:rFonts w:ascii="Times New Roman" w:hAnsi="Times New Roman" w:eastAsia="楷体" w:cs="楷体"/>
+          <w:sz w:val="32"/>
+          <w:szCs w:val="32"/>
         </w:rPr>
         <w:t>第二章　构筑共有精神家园</w:t>
       </w:r>
@@ -244,14 +250,15 @@
         <w:jc w:val="both"/>
         <w:textAlignment w:val="auto"/>
         <w:rPr>
-          <w:rFonts w:ascii="Times New Roman" w:hAnsi="Times New Roman" w:eastAsia="楷体_GB2312" w:cs="楷体_GB2312"/>
-          <w:sz w:val="32"/>
-        </w:rPr>
-      </w:pPr>
-      <w:r>
-        <w:rPr>
-          <w:rFonts w:ascii="Times New Roman" w:hAnsi="Times New Roman" w:eastAsia="楷体_GB2312" w:cs="楷体_GB2312"/>
-          <w:sz w:val="32"/>
+          <w:rFonts w:ascii="Times New Roman" w:hAnsi="Times New Roman" w:eastAsia="楷体" w:cs="楷体"/>
+          <w:sz w:val="32"/>
+        </w:rPr>
+      </w:pPr>
+      <w:r>
+        <w:rPr>
+          <w:rFonts w:ascii="Times New Roman" w:hAnsi="Times New Roman" w:eastAsia="楷体" w:cs="楷体"/>
+          <w:sz w:val="32"/>
+          <w:szCs w:val="32"/>
         </w:rPr>
         <w:t>第三章　促进交往交流交融</w:t>
       </w:r>
@@ -276,14 +283,15 @@
         <w:jc w:val="both"/>
         <w:textAlignment w:val="auto"/>
         <w:rPr>
-          <w:rFonts w:ascii="Times New Roman" w:hAnsi="Times New Roman" w:eastAsia="楷体_GB2312" w:cs="楷体_GB2312"/>
-          <w:sz w:val="32"/>
-        </w:rPr>
-      </w:pPr>
-      <w:r>
-        <w:rPr>
-          <w:rFonts w:ascii="Times New Roman" w:hAnsi="Times New Roman" w:eastAsia="楷体_GB2312" w:cs="楷体_GB2312"/>
-          <w:sz w:val="32"/>
+          <w:rFonts w:ascii="Times New Roman" w:hAnsi="Times New Roman" w:eastAsia="楷体" w:cs="楷体"/>
+          <w:sz w:val="32"/>
+        </w:rPr>
+      </w:pPr>
+      <w:r>
+        <w:rPr>
+          <w:rFonts w:ascii="Times New Roman" w:hAnsi="Times New Roman" w:eastAsia="楷体" w:cs="楷体"/>
+          <w:sz w:val="32"/>
+          <w:szCs w:val="32"/>
         </w:rPr>
         <w:t>第四章　推动共同繁荣发展</w:t>
       </w:r>
@@ -308,14 +316,15 @@
         <w:jc w:val="both"/>
         <w:textAlignment w:val="auto"/>
         <w:rPr>
-          <w:rFonts w:ascii="Times New Roman" w:hAnsi="Times New Roman" w:eastAsia="楷体_GB2312" w:cs="楷体_GB2312"/>
-          <w:sz w:val="32"/>
-        </w:rPr>
-      </w:pPr>
-      <w:r>
-        <w:rPr>
-          <w:rFonts w:ascii="Times New Roman" w:hAnsi="Times New Roman" w:eastAsia="楷体_GB2312" w:cs="楷体_GB2312"/>
-          <w:sz w:val="32"/>
+          <w:rFonts w:ascii="Times New Roman" w:hAnsi="Times New Roman" w:eastAsia="楷体" w:cs="楷体"/>
+          <w:sz w:val="32"/>
+        </w:rPr>
+      </w:pPr>
+      <w:r>
+        <w:rPr>
+          <w:rFonts w:ascii="Times New Roman" w:hAnsi="Times New Roman" w:eastAsia="楷体" w:cs="楷体"/>
+          <w:sz w:val="32"/>
+          <w:szCs w:val="32"/>
         </w:rPr>
         <w:t>第五章　保障与监督</w:t>
       </w:r>
@@ -340,14 +349,15 @@
         <w:jc w:val="both"/>
         <w:textAlignment w:val="auto"/>
         <w:rPr>
-          <w:rFonts w:ascii="Times New Roman" w:hAnsi="Times New Roman" w:eastAsia="楷体_GB2312" w:cs="楷体_GB2312"/>
-          <w:sz w:val="32"/>
-        </w:rPr>
-      </w:pPr>
-      <w:r>
-        <w:rPr>
-          <w:rFonts w:ascii="Times New Roman" w:hAnsi="Times New Roman" w:eastAsia="楷体_GB2312" w:cs="楷体_GB2312"/>
-          <w:sz w:val="32"/>
+          <w:rFonts w:ascii="Times New Roman" w:hAnsi="Times New Roman" w:eastAsia="楷体" w:cs="楷体"/>
+          <w:sz w:val="32"/>
+        </w:rPr>
+      </w:pPr>
+      <w:r>
+        <w:rPr>
+          <w:rFonts w:ascii="Times New Roman" w:hAnsi="Times New Roman" w:eastAsia="楷体" w:cs="楷体"/>
+          <w:sz w:val="32"/>
+          <w:szCs w:val="32"/>
         </w:rPr>
         <w:t>第六章　法律责任</w:t>
       </w:r>
@@ -372,14 +382,15 @@
         <w:jc w:val="both"/>
         <w:textAlignment w:val="auto"/>
         <w:rPr>
-          <w:rFonts w:ascii="Times New Roman" w:hAnsi="Times New Roman" w:eastAsia="楷体_GB2312" w:cs="楷体_GB2312"/>
-          <w:sz w:val="32"/>
-        </w:rPr>
-      </w:pPr>
-      <w:r>
-        <w:rPr>
-          <w:rFonts w:ascii="Times New Roman" w:hAnsi="Times New Roman" w:eastAsia="楷体_GB2312" w:cs="楷体_GB2312"/>
-          <w:sz w:val="32"/>
+          <w:rFonts w:ascii="Times New Roman" w:hAnsi="Times New Roman" w:eastAsia="楷体" w:cs="楷体"/>
+          <w:sz w:val="32"/>
+        </w:rPr>
+      </w:pPr>
+      <w:r>
+        <w:rPr>
+          <w:rFonts w:ascii="Times New Roman" w:hAnsi="Times New Roman" w:eastAsia="楷体" w:cs="楷体"/>
+          <w:sz w:val="32"/>
+          <w:szCs w:val="32"/>
         </w:rPr>
         <w:t>第七章　附　　则</w:t>
       </w:r>
@@ -387,10 +398,13 @@
     <w:p>
       <w:pPr>
         <w:rPr>
-          <w:rFonts w:ascii="Times New Roman" w:hAnsi="Times New Roman" w:eastAsia="宋体" w:cs="宋体"/>
-          <w:szCs w:val="32"/>
-        </w:rPr>
-      </w:pPr>
+          <w:rFonts w:ascii="Times New Roman" w:hAnsi="Times New Roman" w:eastAsia="仿宋" w:cs="仿宋"/>
+          <w:sz w:val="32"/>
+          <w:szCs w:val="32"/>
+        </w:rPr>
+      </w:pPr>
+      <w:bookmarkStart w:id="0" w:name="_GoBack"/>
+      <w:bookmarkEnd w:id="0"/>
     </w:p>
     <w:p>
       <w:pPr>
@@ -403,20 +417,23 @@
       <w:r>
         <w:rPr>
           <w:rFonts w:hint="eastAsia" w:ascii="Times New Roman" w:hAnsi="Times New Roman" w:eastAsia="黑体" w:cs="黑体"/>
+          <w:sz w:val="32"/>
           <w:szCs w:val="32"/>
         </w:rPr>
         <w:t>序</w:t>
       </w:r>
       <w:r>
         <w:rPr>
-          <w:rFonts w:ascii="Times New Roman" w:hAnsi="Times New Roman" w:eastAsia="楷体_GB2312" w:cs="楷体_GB2312"/>
-          <w:sz w:val="32"/>
+          <w:rFonts w:hint="eastAsia" w:ascii="黑体" w:hAnsi="黑体" w:eastAsia="黑体" w:cs="黑体"/>
+          <w:sz w:val="32"/>
+          <w:szCs w:val="32"/>
         </w:rPr>
         <w:t>　　</w:t>
       </w:r>
       <w:r>
         <w:rPr>
           <w:rFonts w:hint="eastAsia" w:ascii="Times New Roman" w:hAnsi="Times New Roman" w:eastAsia="黑体" w:cs="黑体"/>
+          <w:sz w:val="32"/>
           <w:szCs w:val="32"/>
         </w:rPr>
         <w:t>言</w:t>
@@ -425,7 +442,8 @@
     <w:p>
       <w:pPr>
         <w:rPr>
-          <w:rFonts w:ascii="Times New Roman" w:hAnsi="Times New Roman" w:eastAsia="宋体" w:cs="宋体"/>
+          <w:rFonts w:ascii="Times New Roman" w:hAnsi="Times New Roman" w:eastAsia="仿宋" w:cs="仿宋"/>
+          <w:sz w:val="32"/>
           <w:szCs w:val="32"/>
         </w:rPr>
       </w:pPr>
@@ -459,8 +477,9 @@
       </w:pPr>
       <w:r>
         <w:rPr>
-          <w:rFonts w:hint="eastAsia" w:ascii="仿宋_GB2312" w:hAnsi="仿宋_GB2312" w:eastAsia="仿宋_GB2312" w:cs="仿宋_GB2312"/>
-          <w:sz w:val="32"/>
+          <w:rFonts w:hint="eastAsia" w:ascii="Times New Roman" w:hAnsi="Times New Roman" w:eastAsia="仿宋" w:cs="仿宋"/>
+          <w:sz w:val="32"/>
+          <w:szCs w:val="32"/>
           <w:lang w:val="en-US" w:eastAsia="zh-CN"/>
         </w:rPr>
         <w:t>中国是世界上历史最悠久的国家之一，中华民族是有着五千多年文明史的伟大民族。中国各族人民在长期交往交流交融中，共同开拓了祖国的辽阔疆域，共同缔造了统一的多民族国家，共同书写了辉煌的中国历史，共同创造了灿烂的中华文化，共同培育了伟大的民族精神，凝聚成血脉相融、信念相同、文化相通、经济相依、情感相亲的命运共同体。</w:t>
@@ -495,8 +514,9 @@
       </w:pPr>
       <w:r>
         <w:rPr>
-          <w:rFonts w:hint="eastAsia" w:ascii="仿宋_GB2312" w:hAnsi="仿宋_GB2312" w:eastAsia="仿宋_GB2312" w:cs="仿宋_GB2312"/>
-          <w:sz w:val="32"/>
+          <w:rFonts w:hint="eastAsia" w:ascii="Times New Roman" w:hAnsi="Times New Roman" w:eastAsia="仿宋" w:cs="仿宋"/>
+          <w:sz w:val="32"/>
+          <w:szCs w:val="32"/>
           <w:lang w:val="en-US" w:eastAsia="zh-CN"/>
         </w:rPr>
         <w:t>一八四〇年以后，封建的中国逐渐变成半殖民地、半封建的国家。中国各族人民始终坚持国土不可分、国家不可乱、民族不可散、文明不可断的大一统信念，在救亡图存、共御外侮的英勇斗争中，实现了中华民族从自在到自觉的伟大转变。</w:t>
@@ -531,8 +551,9 @@
       </w:pPr>
       <w:r>
         <w:rPr>
-          <w:rFonts w:hint="eastAsia" w:ascii="仿宋_GB2312" w:hAnsi="仿宋_GB2312" w:eastAsia="仿宋_GB2312" w:cs="仿宋_GB2312"/>
-          <w:sz w:val="32"/>
+          <w:rFonts w:hint="eastAsia" w:ascii="Times New Roman" w:hAnsi="Times New Roman" w:eastAsia="仿宋" w:cs="仿宋"/>
+          <w:sz w:val="32"/>
+          <w:szCs w:val="32"/>
           <w:lang w:val="en-US" w:eastAsia="zh-CN"/>
         </w:rPr>
         <w:t>中国共产党是中国工人阶级的先锋队，同时是中国人民和中华民族的先锋队，始终把为中国人民谋幸福、为中华民族谋复兴作为初心使命，团结带领全国各族人民实现了民族独立和人民解放，建立了中华人民共和国，确保各族人民真正获得平等政治权利、共同当家做主人，实现各民族共同团结奋斗、共同繁荣发展，创造性地走出了一条中国特色解决民族问题的正确道路，中华民族面貌发生了历史性巨变。</w:t>
@@ -567,8 +588,9 @@
       </w:pPr>
       <w:r>
         <w:rPr>
-          <w:rFonts w:hint="eastAsia" w:ascii="仿宋_GB2312" w:hAnsi="仿宋_GB2312" w:eastAsia="仿宋_GB2312" w:cs="仿宋_GB2312"/>
-          <w:sz w:val="32"/>
+          <w:rFonts w:hint="eastAsia" w:ascii="Times New Roman" w:hAnsi="Times New Roman" w:eastAsia="仿宋" w:cs="仿宋"/>
+          <w:sz w:val="32"/>
+          <w:szCs w:val="32"/>
           <w:lang w:val="en-US" w:eastAsia="zh-CN"/>
         </w:rPr>
         <w:t>中国特色社会主义进入新时代，中国共产党坚持把马克思主义民族理论同中国民族问题具体实际相结合、同中华优秀传统文化相结合，把铸牢中华民族共同体意识作为党的民族工作主线、民族地区各项工作的主线，形成了中国共产党关于加强和改进民族工作的重要思想，开辟了马克思主义民族理论中国化时代化新境界，中华民族共同体建设取得历史性成就。</w:t>
@@ -603,8 +625,9 @@
       </w:pPr>
       <w:r>
         <w:rPr>
-          <w:rFonts w:hint="eastAsia" w:ascii="仿宋_GB2312" w:hAnsi="仿宋_GB2312" w:eastAsia="仿宋_GB2312" w:cs="仿宋_GB2312"/>
-          <w:sz w:val="32"/>
+          <w:rFonts w:hint="eastAsia" w:ascii="Times New Roman" w:hAnsi="Times New Roman" w:eastAsia="仿宋" w:cs="仿宋"/>
+          <w:sz w:val="32"/>
+          <w:szCs w:val="32"/>
           <w:lang w:val="en-US" w:eastAsia="zh-CN"/>
         </w:rPr>
         <w:t>中华民族是各民族凝聚成的多元一体大家庭。民族团结是我国各族人民的生命线。实现中华民族伟大复兴是全体中华儿女的共同追求，维护国家统一、促进民族团结进步是全体中国人民的共同责任。</w:t>
@@ -639,8 +662,9 @@
       </w:pPr>
       <w:r>
         <w:rPr>
-          <w:rFonts w:hint="eastAsia" w:ascii="仿宋_GB2312" w:hAnsi="仿宋_GB2312" w:eastAsia="仿宋_GB2312" w:cs="仿宋_GB2312"/>
-          <w:sz w:val="32"/>
+          <w:rFonts w:hint="eastAsia" w:ascii="Times New Roman" w:hAnsi="Times New Roman" w:eastAsia="仿宋" w:cs="仿宋"/>
+          <w:sz w:val="32"/>
+          <w:szCs w:val="32"/>
           <w:lang w:val="en-US" w:eastAsia="zh-CN"/>
         </w:rPr>
         <w:t>全国各族人民、一切国家机关和武装力量、各政党和各社会团体、各企业事业组织，都要依照宪法和法律，把铸牢中华民族共同体意识、推进中华民族共同体建设作为共同任务，着眼中华民族根本利益和整体利益，以增进共同性为方向，维护、巩固和发展平等团结互助和谐的社会主义民族关系，高质量推进民族团结进步事业，以中华民族大团结促进中国式现代化，为全面建设社会主义现代化国家、全面推进中华民族伟大复兴而团结奋斗。</w:t>
@@ -649,7 +673,8 @@
     <w:p>
       <w:pPr>
         <w:rPr>
-          <w:rFonts w:ascii="Times New Roman" w:hAnsi="Times New Roman" w:eastAsia="宋体" w:cs="宋体"/>
+          <w:rFonts w:ascii="Times New Roman" w:hAnsi="Times New Roman" w:eastAsia="仿宋" w:cs="仿宋"/>
+          <w:sz w:val="32"/>
           <w:szCs w:val="32"/>
         </w:rPr>
       </w:pPr>
@@ -657,7 +682,6 @@
     <w:p>
       <w:pPr>
         <w:jc w:val="center"/>
-        <w:outlineLvl w:val="0"/>
         <w:rPr>
           <w:rFonts w:ascii="Times New Roman" w:hAnsi="Times New Roman" w:eastAsia="黑体" w:cs="黑体"/>
           <w:szCs w:val="32"/>
@@ -666,6 +690,7 @@
       <w:r>
         <w:rPr>
           <w:rFonts w:hint="eastAsia" w:ascii="Times New Roman" w:hAnsi="Times New Roman" w:eastAsia="黑体" w:cs="黑体"/>
+          <w:sz w:val="32"/>
           <w:szCs w:val="32"/>
         </w:rPr>
         <w:t>第一章　总　　则</w:t>
@@ -674,7 +699,8 @@
     <w:p>
       <w:pPr>
         <w:rPr>
-          <w:rFonts w:ascii="Times New Roman" w:hAnsi="Times New Roman" w:eastAsia="宋体" w:cs="宋体"/>
+          <w:rFonts w:ascii="Times New Roman" w:hAnsi="Times New Roman" w:eastAsia="仿宋" w:cs="仿宋"/>
+          <w:sz w:val="32"/>
           <w:szCs w:val="32"/>
         </w:rPr>
       </w:pPr>
@@ -698,7 +724,7 @@
       </w:r>
       <w:r>
         <w:rPr>
-          <w:rFonts w:hint="eastAsia" w:ascii="Times New Roman" w:hAnsi="Times New Roman" w:cs="仿宋_GB2312"/>
+          <w:rFonts w:hint="eastAsia" w:ascii="Times New Roman" w:hAnsi="Times New Roman" w:eastAsia="仿宋" w:cs="仿宋"/>
           <w:sz w:val="32"/>
           <w:szCs w:val="32"/>
         </w:rPr>
@@ -724,7 +750,7 @@
       </w:r>
       <w:r>
         <w:rPr>
-          <w:rFonts w:hint="eastAsia" w:ascii="Times New Roman" w:hAnsi="Times New Roman" w:cs="仿宋_GB2312"/>
+          <w:rFonts w:hint="eastAsia" w:ascii="Times New Roman" w:hAnsi="Times New Roman" w:eastAsia="仿宋" w:cs="仿宋"/>
           <w:sz w:val="32"/>
           <w:szCs w:val="32"/>
         </w:rPr>
@@ -750,7 +776,7 @@
       </w:r>
       <w:r>
         <w:rPr>
-          <w:rFonts w:hint="eastAsia" w:ascii="Times New Roman" w:hAnsi="Times New Roman" w:cs="仿宋_GB2312"/>
+          <w:rFonts w:hint="eastAsia" w:ascii="Times New Roman" w:hAnsi="Times New Roman" w:eastAsia="仿宋" w:cs="仿宋"/>
           <w:sz w:val="32"/>
           <w:szCs w:val="32"/>
         </w:rPr>
@@ -776,7 +802,7 @@
       </w:r>
       <w:r>
         <w:rPr>
-          <w:rFonts w:hint="eastAsia" w:ascii="Times New Roman" w:hAnsi="Times New Roman" w:cs="仿宋_GB2312"/>
+          <w:rFonts w:hint="eastAsia" w:ascii="Times New Roman" w:hAnsi="Times New Roman" w:eastAsia="仿宋" w:cs="仿宋"/>
           <w:sz w:val="32"/>
           <w:szCs w:val="32"/>
         </w:rPr>
@@ -802,7 +828,7 @@
       </w:r>
       <w:r>
         <w:rPr>
-          <w:rFonts w:hint="eastAsia" w:ascii="Times New Roman" w:hAnsi="Times New Roman" w:cs="仿宋_GB2312"/>
+          <w:rFonts w:hint="eastAsia" w:ascii="Times New Roman" w:hAnsi="Times New Roman" w:eastAsia="仿宋" w:cs="仿宋"/>
           <w:sz w:val="32"/>
           <w:szCs w:val="32"/>
         </w:rPr>
@@ -820,7 +846,7 @@
       </w:pPr>
       <w:r>
         <w:rPr>
-          <w:rFonts w:hint="eastAsia" w:ascii="Times New Roman" w:hAnsi="Times New Roman" w:cs="仿宋_GB2312"/>
+          <w:rFonts w:hint="eastAsia" w:ascii="Times New Roman" w:hAnsi="Times New Roman" w:eastAsia="仿宋" w:cs="仿宋"/>
           <w:sz w:val="32"/>
           <w:szCs w:val="32"/>
         </w:rPr>
@@ -846,7 +872,7 @@
       </w:r>
       <w:r>
         <w:rPr>
-          <w:rFonts w:hint="eastAsia" w:ascii="Times New Roman" w:hAnsi="Times New Roman" w:cs="仿宋_GB2312"/>
+          <w:rFonts w:hint="eastAsia" w:ascii="Times New Roman" w:hAnsi="Times New Roman" w:eastAsia="仿宋" w:cs="仿宋"/>
           <w:sz w:val="32"/>
           <w:szCs w:val="32"/>
         </w:rPr>
@@ -872,7 +898,7 @@
       </w:r>
       <w:r>
         <w:rPr>
-          <w:rFonts w:hint="eastAsia" w:ascii="Times New Roman" w:hAnsi="Times New Roman" w:cs="仿宋_GB2312"/>
+          <w:rFonts w:hint="eastAsia" w:ascii="Times New Roman" w:hAnsi="Times New Roman" w:eastAsia="仿宋" w:cs="仿宋"/>
           <w:sz w:val="32"/>
           <w:szCs w:val="32"/>
         </w:rPr>
@@ -898,7 +924,7 @@
       </w:r>
       <w:r>
         <w:rPr>
-          <w:rFonts w:hint="eastAsia" w:ascii="Times New Roman" w:hAnsi="Times New Roman" w:cs="仿宋_GB2312"/>
+          <w:rFonts w:hint="eastAsia" w:ascii="Times New Roman" w:hAnsi="Times New Roman" w:eastAsia="仿宋" w:cs="仿宋"/>
           <w:sz w:val="32"/>
           <w:szCs w:val="32"/>
         </w:rPr>
@@ -924,7 +950,7 @@
       </w:r>
       <w:r>
         <w:rPr>
-          <w:rFonts w:hint="eastAsia" w:ascii="Times New Roman" w:hAnsi="Times New Roman" w:cs="仿宋_GB2312"/>
+          <w:rFonts w:hint="eastAsia" w:ascii="Times New Roman" w:hAnsi="Times New Roman" w:eastAsia="仿宋" w:cs="仿宋"/>
           <w:sz w:val="32"/>
           <w:szCs w:val="32"/>
         </w:rPr>
@@ -950,7 +976,7 @@
       </w:r>
       <w:r>
         <w:rPr>
-          <w:rFonts w:hint="eastAsia" w:ascii="Times New Roman" w:hAnsi="Times New Roman" w:cs="仿宋_GB2312"/>
+          <w:rFonts w:hint="eastAsia" w:ascii="Times New Roman" w:hAnsi="Times New Roman" w:eastAsia="仿宋" w:cs="仿宋"/>
           <w:sz w:val="32"/>
           <w:szCs w:val="32"/>
         </w:rPr>
@@ -968,7 +994,7 @@
       </w:pPr>
       <w:r>
         <w:rPr>
-          <w:rFonts w:hint="eastAsia" w:ascii="Times New Roman" w:hAnsi="Times New Roman" w:cs="仿宋_GB2312"/>
+          <w:rFonts w:hint="eastAsia" w:ascii="Times New Roman" w:hAnsi="Times New Roman" w:eastAsia="仿宋" w:cs="仿宋"/>
           <w:sz w:val="32"/>
           <w:szCs w:val="32"/>
         </w:rPr>
@@ -978,7 +1004,8 @@
     <w:p>
       <w:pPr>
         <w:rPr>
-          <w:rFonts w:ascii="Times New Roman" w:hAnsi="Times New Roman" w:eastAsia="宋体" w:cs="宋体"/>
+          <w:rFonts w:ascii="Times New Roman" w:hAnsi="Times New Roman" w:eastAsia="仿宋" w:cs="仿宋"/>
+          <w:sz w:val="32"/>
           <w:szCs w:val="32"/>
         </w:rPr>
       </w:pPr>
@@ -986,7 +1013,6 @@
     <w:p>
       <w:pPr>
         <w:jc w:val="center"/>
-        <w:outlineLvl w:val="0"/>
         <w:rPr>
           <w:rFonts w:ascii="Times New Roman" w:hAnsi="Times New Roman" w:eastAsia="黑体" w:cs="黑体"/>
           <w:szCs w:val="32"/>
@@ -995,6 +1021,7 @@
       <w:r>
         <w:rPr>
           <w:rFonts w:hint="eastAsia" w:ascii="Times New Roman" w:hAnsi="Times New Roman" w:eastAsia="黑体" w:cs="黑体"/>
+          <w:sz w:val="32"/>
           <w:szCs w:val="32"/>
         </w:rPr>
         <w:t>第二章　构筑共有精神家园</w:t>
@@ -1003,7 +1030,8 @@
     <w:p>
       <w:pPr>
         <w:rPr>
-          <w:rFonts w:ascii="Times New Roman" w:hAnsi="Times New Roman" w:eastAsia="宋体" w:cs="宋体"/>
+          <w:rFonts w:ascii="Times New Roman" w:hAnsi="Times New Roman" w:eastAsia="仿宋" w:cs="仿宋"/>
+          <w:sz w:val="32"/>
           <w:szCs w:val="32"/>
         </w:rPr>
       </w:pPr>
@@ -1027,7 +1055,7 @@
       </w:r>
       <w:r>
         <w:rPr>
-          <w:rFonts w:hint="eastAsia" w:ascii="Times New Roman" w:hAnsi="Times New Roman" w:cs="仿宋_GB2312"/>
+          <w:rFonts w:hint="eastAsia" w:ascii="Times New Roman" w:hAnsi="Times New Roman" w:eastAsia="仿宋" w:cs="仿宋"/>
           <w:sz w:val="32"/>
           <w:szCs w:val="32"/>
         </w:rPr>
@@ -1053,7 +1081,7 @@
       </w:r>
       <w:r>
         <w:rPr>
-          <w:rFonts w:hint="eastAsia" w:ascii="Times New Roman" w:hAnsi="Times New Roman" w:cs="仿宋_GB2312"/>
+          <w:rFonts w:hint="eastAsia" w:ascii="Times New Roman" w:hAnsi="Times New Roman" w:eastAsia="仿宋" w:cs="仿宋"/>
           <w:sz w:val="32"/>
           <w:szCs w:val="32"/>
         </w:rPr>
@@ -1071,7 +1099,7 @@
       </w:pPr>
       <w:r>
         <w:rPr>
-          <w:rFonts w:hint="eastAsia" w:ascii="Times New Roman" w:hAnsi="Times New Roman" w:cs="仿宋_GB2312"/>
+          <w:rFonts w:hint="eastAsia" w:ascii="Times New Roman" w:hAnsi="Times New Roman" w:eastAsia="仿宋" w:cs="仿宋"/>
           <w:sz w:val="32"/>
           <w:szCs w:val="32"/>
         </w:rPr>
@@ -1097,7 +1125,7 @@
       </w:r>
       <w:r>
         <w:rPr>
-          <w:rFonts w:hint="eastAsia" w:ascii="Times New Roman" w:hAnsi="Times New Roman" w:cs="仿宋_GB2312"/>
+          <w:rFonts w:hint="eastAsia" w:ascii="Times New Roman" w:hAnsi="Times New Roman" w:eastAsia="仿宋" w:cs="仿宋"/>
           <w:sz w:val="32"/>
           <w:szCs w:val="32"/>
         </w:rPr>
@@ -1115,7 +1143,7 @@
       </w:pPr>
       <w:r>
         <w:rPr>
-          <w:rFonts w:hint="eastAsia" w:ascii="Times New Roman" w:hAnsi="Times New Roman" w:cs="仿宋_GB2312"/>
+          <w:rFonts w:hint="eastAsia" w:ascii="Times New Roman" w:hAnsi="Times New Roman" w:eastAsia="仿宋" w:cs="仿宋"/>
           <w:sz w:val="32"/>
           <w:szCs w:val="32"/>
         </w:rPr>
@@ -1133,7 +1161,7 @@
       </w:pPr>
       <w:r>
         <w:rPr>
-          <w:rFonts w:hint="eastAsia" w:ascii="Times New Roman" w:hAnsi="Times New Roman" w:cs="仿宋_GB2312"/>
+          <w:rFonts w:hint="eastAsia" w:ascii="Times New Roman" w:hAnsi="Times New Roman" w:eastAsia="仿宋" w:cs="仿宋"/>
           <w:sz w:val="32"/>
           <w:szCs w:val="32"/>
         </w:rPr>
@@ -1159,7 +1187,7 @@
       </w:r>
       <w:r>
         <w:rPr>
-          <w:rFonts w:hint="eastAsia" w:ascii="Times New Roman" w:hAnsi="Times New Roman" w:cs="仿宋_GB2312"/>
+          <w:rFonts w:hint="eastAsia" w:ascii="Times New Roman" w:hAnsi="Times New Roman" w:eastAsia="仿宋" w:cs="仿宋"/>
           <w:sz w:val="32"/>
           <w:szCs w:val="32"/>
         </w:rPr>
@@ -1177,7 +1205,7 @@
       </w:pPr>
       <w:r>
         <w:rPr>
-          <w:rFonts w:hint="eastAsia" w:ascii="Times New Roman" w:hAnsi="Times New Roman" w:cs="仿宋_GB2312"/>
+          <w:rFonts w:hint="eastAsia" w:ascii="Times New Roman" w:hAnsi="Times New Roman" w:eastAsia="仿宋" w:cs="仿宋"/>
           <w:sz w:val="32"/>
           <w:szCs w:val="32"/>
         </w:rPr>
@@ -1195,7 +1223,7 @@
       </w:pPr>
       <w:r>
         <w:rPr>
-          <w:rFonts w:hint="eastAsia" w:ascii="Times New Roman" w:hAnsi="Times New Roman" w:cs="仿宋_GB2312"/>
+          <w:rFonts w:hint="eastAsia" w:ascii="Times New Roman" w:hAnsi="Times New Roman" w:eastAsia="仿宋" w:cs="仿宋"/>
           <w:sz w:val="32"/>
           <w:szCs w:val="32"/>
         </w:rPr>
@@ -1221,7 +1249,7 @@
       </w:r>
       <w:r>
         <w:rPr>
-          <w:rFonts w:hint="eastAsia" w:ascii="Times New Roman" w:hAnsi="Times New Roman" w:cs="仿宋_GB2312"/>
+          <w:rFonts w:hint="eastAsia" w:ascii="Times New Roman" w:hAnsi="Times New Roman" w:eastAsia="仿宋" w:cs="仿宋"/>
           <w:sz w:val="32"/>
           <w:szCs w:val="32"/>
         </w:rPr>
@@ -1239,7 +1267,7 @@
       </w:pPr>
       <w:r>
         <w:rPr>
-          <w:rFonts w:hint="eastAsia" w:ascii="Times New Roman" w:hAnsi="Times New Roman" w:cs="仿宋_GB2312"/>
+          <w:rFonts w:hint="eastAsia" w:ascii="Times New Roman" w:hAnsi="Times New Roman" w:eastAsia="仿宋" w:cs="仿宋"/>
           <w:sz w:val="32"/>
           <w:szCs w:val="32"/>
         </w:rPr>
@@ -1257,7 +1285,7 @@
       </w:pPr>
       <w:r>
         <w:rPr>
-          <w:rFonts w:hint="eastAsia" w:ascii="Times New Roman" w:hAnsi="Times New Roman" w:cs="仿宋_GB2312"/>
+          <w:rFonts w:hint="eastAsia" w:ascii="Times New Roman" w:hAnsi="Times New Roman" w:eastAsia="仿宋" w:cs="仿宋"/>
           <w:sz w:val="32"/>
           <w:szCs w:val="32"/>
         </w:rPr>
@@ -1275,7 +1303,7 @@
       </w:pPr>
       <w:r>
         <w:rPr>
-          <w:rFonts w:hint="eastAsia" w:ascii="Times New Roman" w:hAnsi="Times New Roman" w:cs="仿宋_GB2312"/>
+          <w:rFonts w:hint="eastAsia" w:ascii="Times New Roman" w:hAnsi="Times New Roman" w:eastAsia="仿宋" w:cs="仿宋"/>
           <w:sz w:val="32"/>
           <w:szCs w:val="32"/>
         </w:rPr>
@@ -1293,7 +1321,7 @@
       </w:pPr>
       <w:r>
         <w:rPr>
-          <w:rFonts w:hint="eastAsia" w:ascii="Times New Roman" w:hAnsi="Times New Roman" w:cs="仿宋_GB2312"/>
+          <w:rFonts w:hint="eastAsia" w:ascii="Times New Roman" w:hAnsi="Times New Roman" w:eastAsia="仿宋" w:cs="仿宋"/>
           <w:sz w:val="32"/>
           <w:szCs w:val="32"/>
         </w:rPr>
@@ -1319,7 +1347,7 @@
       </w:r>
       <w:r>
         <w:rPr>
-          <w:rFonts w:hint="eastAsia" w:ascii="Times New Roman" w:hAnsi="Times New Roman" w:cs="仿宋_GB2312"/>
+          <w:rFonts w:hint="eastAsia" w:ascii="Times New Roman" w:hAnsi="Times New Roman" w:eastAsia="仿宋" w:cs="仿宋"/>
           <w:sz w:val="32"/>
           <w:szCs w:val="32"/>
         </w:rPr>
@@ -1337,7 +1365,7 @@
       </w:pPr>
       <w:r>
         <w:rPr>
-          <w:rFonts w:hint="eastAsia" w:ascii="Times New Roman" w:hAnsi="Times New Roman" w:cs="仿宋_GB2312"/>
+          <w:rFonts w:hint="eastAsia" w:ascii="Times New Roman" w:hAnsi="Times New Roman" w:eastAsia="仿宋" w:cs="仿宋"/>
           <w:sz w:val="32"/>
           <w:szCs w:val="32"/>
         </w:rPr>
@@ -1355,7 +1383,7 @@
       </w:pPr>
       <w:r>
         <w:rPr>
-          <w:rFonts w:hint="eastAsia" w:ascii="Times New Roman" w:hAnsi="Times New Roman" w:cs="仿宋_GB2312"/>
+          <w:rFonts w:hint="eastAsia" w:ascii="Times New Roman" w:hAnsi="Times New Roman" w:eastAsia="仿宋" w:cs="仿宋"/>
           <w:sz w:val="32"/>
           <w:szCs w:val="32"/>
         </w:rPr>
@@ -1381,7 +1409,7 @@
       </w:r>
       <w:r>
         <w:rPr>
-          <w:rFonts w:hint="eastAsia" w:ascii="Times New Roman" w:hAnsi="Times New Roman" w:cs="仿宋_GB2312"/>
+          <w:rFonts w:hint="eastAsia" w:ascii="Times New Roman" w:hAnsi="Times New Roman" w:eastAsia="仿宋" w:cs="仿宋"/>
           <w:sz w:val="32"/>
           <w:szCs w:val="32"/>
         </w:rPr>
@@ -1399,7 +1427,7 @@
       </w:pPr>
       <w:r>
         <w:rPr>
-          <w:rFonts w:hint="eastAsia" w:ascii="Times New Roman" w:hAnsi="Times New Roman" w:cs="仿宋_GB2312"/>
+          <w:rFonts w:hint="eastAsia" w:ascii="Times New Roman" w:hAnsi="Times New Roman" w:eastAsia="仿宋" w:cs="仿宋"/>
           <w:sz w:val="32"/>
           <w:szCs w:val="32"/>
         </w:rPr>
@@ -1417,7 +1445,7 @@
       </w:pPr>
       <w:r>
         <w:rPr>
-          <w:rFonts w:hint="eastAsia" w:ascii="Times New Roman" w:hAnsi="Times New Roman" w:cs="仿宋_GB2312"/>
+          <w:rFonts w:hint="eastAsia" w:ascii="Times New Roman" w:hAnsi="Times New Roman" w:eastAsia="仿宋" w:cs="仿宋"/>
           <w:sz w:val="32"/>
           <w:szCs w:val="32"/>
         </w:rPr>
@@ -1443,7 +1471,7 @@
       </w:r>
       <w:r>
         <w:rPr>
-          <w:rFonts w:hint="eastAsia" w:ascii="Times New Roman" w:hAnsi="Times New Roman" w:cs="仿宋_GB2312"/>
+          <w:rFonts w:hint="eastAsia" w:ascii="Times New Roman" w:hAnsi="Times New Roman" w:eastAsia="仿宋" w:cs="仿宋"/>
           <w:sz w:val="32"/>
           <w:szCs w:val="32"/>
         </w:rPr>
@@ -1461,7 +1489,7 @@
       </w:pPr>
       <w:r>
         <w:rPr>
-          <w:rFonts w:hint="eastAsia" w:ascii="Times New Roman" w:hAnsi="Times New Roman" w:cs="仿宋_GB2312"/>
+          <w:rFonts w:hint="eastAsia" w:ascii="Times New Roman" w:hAnsi="Times New Roman" w:eastAsia="仿宋" w:cs="仿宋"/>
           <w:sz w:val="32"/>
           <w:szCs w:val="32"/>
         </w:rPr>
@@ -1487,7 +1515,7 @@
       </w:r>
       <w:r>
         <w:rPr>
-          <w:rFonts w:hint="eastAsia" w:ascii="Times New Roman" w:hAnsi="Times New Roman" w:cs="仿宋_GB2312"/>
+          <w:rFonts w:hint="eastAsia" w:ascii="Times New Roman" w:hAnsi="Times New Roman" w:eastAsia="仿宋" w:cs="仿宋"/>
           <w:sz w:val="32"/>
           <w:szCs w:val="32"/>
         </w:rPr>
@@ -1505,7 +1533,7 @@
       </w:pPr>
       <w:r>
         <w:rPr>
-          <w:rFonts w:hint="eastAsia" w:ascii="Times New Roman" w:hAnsi="Times New Roman" w:cs="仿宋_GB2312"/>
+          <w:rFonts w:hint="eastAsia" w:ascii="Times New Roman" w:hAnsi="Times New Roman" w:eastAsia="仿宋" w:cs="仿宋"/>
           <w:sz w:val="32"/>
           <w:szCs w:val="32"/>
         </w:rPr>
@@ -1531,7 +1559,7 @@
       </w:r>
       <w:r>
         <w:rPr>
-          <w:rFonts w:hint="eastAsia" w:ascii="Times New Roman" w:hAnsi="Times New Roman" w:cs="仿宋_GB2312"/>
+          <w:rFonts w:hint="eastAsia" w:ascii="Times New Roman" w:hAnsi="Times New Roman" w:eastAsia="仿宋" w:cs="仿宋"/>
           <w:sz w:val="32"/>
           <w:szCs w:val="32"/>
         </w:rPr>
@@ -1549,7 +1577,7 @@
       </w:pPr>
       <w:r>
         <w:rPr>
-          <w:rFonts w:hint="eastAsia" w:ascii="Times New Roman" w:hAnsi="Times New Roman" w:cs="仿宋_GB2312"/>
+          <w:rFonts w:hint="eastAsia" w:ascii="Times New Roman" w:hAnsi="Times New Roman" w:eastAsia="仿宋" w:cs="仿宋"/>
           <w:sz w:val="32"/>
           <w:szCs w:val="32"/>
         </w:rPr>
@@ -1575,7 +1603,7 @@
       </w:r>
       <w:r>
         <w:rPr>
-          <w:rFonts w:hint="eastAsia" w:ascii="Times New Roman" w:hAnsi="Times New Roman" w:cs="仿宋_GB2312"/>
+          <w:rFonts w:hint="eastAsia" w:ascii="Times New Roman" w:hAnsi="Times New Roman" w:eastAsia="仿宋" w:cs="仿宋"/>
           <w:sz w:val="32"/>
           <w:szCs w:val="32"/>
         </w:rPr>
@@ -1593,7 +1621,7 @@
       </w:pPr>
       <w:r>
         <w:rPr>
-          <w:rFonts w:hint="eastAsia" w:ascii="Times New Roman" w:hAnsi="Times New Roman" w:cs="仿宋_GB2312"/>
+          <w:rFonts w:hint="eastAsia" w:ascii="Times New Roman" w:hAnsi="Times New Roman" w:eastAsia="仿宋" w:cs="仿宋"/>
           <w:sz w:val="32"/>
           <w:szCs w:val="32"/>
         </w:rPr>
@@ -1611,7 +1639,7 @@
       </w:pPr>
       <w:r>
         <w:rPr>
-          <w:rFonts w:hint="eastAsia" w:ascii="Times New Roman" w:hAnsi="Times New Roman" w:cs="仿宋_GB2312"/>
+          <w:rFonts w:hint="eastAsia" w:ascii="Times New Roman" w:hAnsi="Times New Roman" w:eastAsia="仿宋" w:cs="仿宋"/>
           <w:sz w:val="32"/>
           <w:szCs w:val="32"/>
         </w:rPr>
@@ -1621,7 +1649,8 @@
     <w:p>
       <w:pPr>
         <w:rPr>
-          <w:rFonts w:ascii="Times New Roman" w:hAnsi="Times New Roman" w:eastAsia="宋体" w:cs="宋体"/>
+          <w:rFonts w:ascii="Times New Roman" w:hAnsi="Times New Roman" w:eastAsia="仿宋" w:cs="仿宋"/>
+          <w:sz w:val="32"/>
           <w:szCs w:val="32"/>
         </w:rPr>
       </w:pPr>
@@ -1629,7 +1658,6 @@
     <w:p>
       <w:pPr>
         <w:jc w:val="center"/>
-        <w:outlineLvl w:val="0"/>
         <w:rPr>
           <w:rFonts w:ascii="Times New Roman" w:hAnsi="Times New Roman" w:eastAsia="黑体" w:cs="黑体"/>
           <w:szCs w:val="32"/>
@@ -1638,6 +1666,7 @@
       <w:r>
         <w:rPr>
           <w:rFonts w:hint="eastAsia" w:ascii="Times New Roman" w:hAnsi="Times New Roman" w:eastAsia="黑体" w:cs="黑体"/>
+          <w:sz w:val="32"/>
           <w:szCs w:val="32"/>
         </w:rPr>
         <w:t>第三章　促进交往交流交融</w:t>
@@ -1646,7 +1675,8 @@
     <w:p>
       <w:pPr>
         <w:rPr>
-          <w:rFonts w:ascii="Times New Roman" w:hAnsi="Times New Roman" w:eastAsia="宋体" w:cs="宋体"/>
+          <w:rFonts w:ascii="Times New Roman" w:hAnsi="Times New Roman" w:eastAsia="仿宋" w:cs="仿宋"/>
+          <w:sz w:val="32"/>
           <w:szCs w:val="32"/>
         </w:rPr>
       </w:pPr>
@@ -1670,7 +1700,7 @@
       </w:r>
       <w:r>
         <w:rPr>
-          <w:rFonts w:hint="eastAsia" w:ascii="Times New Roman" w:hAnsi="Times New Roman" w:cs="仿宋_GB2312"/>
+          <w:rFonts w:hint="eastAsia" w:ascii="Times New Roman" w:hAnsi="Times New Roman" w:eastAsia="仿宋" w:cs="仿宋"/>
           <w:sz w:val="32"/>
           <w:szCs w:val="32"/>
         </w:rPr>
@@ -1696,7 +1726,7 @@
       </w:r>
       <w:r>
         <w:rPr>
-          <w:rFonts w:hint="eastAsia" w:ascii="Times New Roman" w:hAnsi="Times New Roman" w:cs="仿宋_GB2312"/>
+          <w:rFonts w:hint="eastAsia" w:ascii="Times New Roman" w:hAnsi="Times New Roman" w:eastAsia="仿宋" w:cs="仿宋"/>
           <w:sz w:val="32"/>
           <w:szCs w:val="32"/>
         </w:rPr>
@@ -1714,7 +1744,7 @@
       </w:pPr>
       <w:r>
         <w:rPr>
-          <w:rFonts w:hint="eastAsia" w:ascii="Times New Roman" w:hAnsi="Times New Roman" w:cs="仿宋_GB2312"/>
+          <w:rFonts w:hint="eastAsia" w:ascii="Times New Roman" w:hAnsi="Times New Roman" w:eastAsia="仿宋" w:cs="仿宋"/>
           <w:sz w:val="32"/>
           <w:szCs w:val="32"/>
         </w:rPr>
@@ -1732,7 +1762,7 @@
       </w:pPr>
       <w:r>
         <w:rPr>
-          <w:rFonts w:hint="eastAsia" w:ascii="Times New Roman" w:hAnsi="Times New Roman" w:cs="仿宋_GB2312"/>
+          <w:rFonts w:hint="eastAsia" w:ascii="Times New Roman" w:hAnsi="Times New Roman" w:eastAsia="仿宋" w:cs="仿宋"/>
           <w:sz w:val="32"/>
           <w:szCs w:val="32"/>
         </w:rPr>
@@ -1758,7 +1788,7 @@
       </w:r>
       <w:r>
         <w:rPr>
-          <w:rFonts w:hint="eastAsia" w:ascii="Times New Roman" w:hAnsi="Times New Roman" w:cs="仿宋_GB2312"/>
+          <w:rFonts w:hint="eastAsia" w:ascii="Times New Roman" w:hAnsi="Times New Roman" w:eastAsia="仿宋" w:cs="仿宋"/>
           <w:sz w:val="32"/>
           <w:szCs w:val="32"/>
         </w:rPr>
@@ -1784,7 +1814,7 @@
       </w:r>
       <w:r>
         <w:rPr>
-          <w:rFonts w:hint="eastAsia" w:ascii="Times New Roman" w:hAnsi="Times New Roman" w:cs="仿宋_GB2312"/>
+          <w:rFonts w:hint="eastAsia" w:ascii="Times New Roman" w:hAnsi="Times New Roman" w:eastAsia="仿宋" w:cs="仿宋"/>
           <w:sz w:val="32"/>
           <w:szCs w:val="32"/>
         </w:rPr>
@@ -1810,7 +1840,7 @@
       </w:r>
       <w:r>
         <w:rPr>
-          <w:rFonts w:hint="eastAsia" w:ascii="Times New Roman" w:hAnsi="Times New Roman" w:cs="仿宋_GB2312"/>
+          <w:rFonts w:hint="eastAsia" w:ascii="Times New Roman" w:hAnsi="Times New Roman" w:eastAsia="仿宋" w:cs="仿宋"/>
           <w:sz w:val="32"/>
           <w:szCs w:val="32"/>
         </w:rPr>
@@ -1828,7 +1858,7 @@
       </w:pPr>
       <w:r>
         <w:rPr>
-          <w:rFonts w:hint="eastAsia" w:ascii="Times New Roman" w:hAnsi="Times New Roman" w:cs="仿宋_GB2312"/>
+          <w:rFonts w:hint="eastAsia" w:ascii="Times New Roman" w:hAnsi="Times New Roman" w:eastAsia="仿宋" w:cs="仿宋"/>
           <w:sz w:val="32"/>
           <w:szCs w:val="32"/>
         </w:rPr>
@@ -1846,7 +1876,7 @@
       </w:pPr>
       <w:r>
         <w:rPr>
-          <w:rFonts w:hint="eastAsia" w:ascii="Times New Roman" w:hAnsi="Times New Roman" w:cs="仿宋_GB2312"/>
+          <w:rFonts w:hint="eastAsia" w:ascii="Times New Roman" w:hAnsi="Times New Roman" w:eastAsia="仿宋" w:cs="仿宋"/>
           <w:sz w:val="32"/>
           <w:szCs w:val="32"/>
         </w:rPr>
@@ -1872,7 +1902,7 @@
       </w:r>
       <w:r>
         <w:rPr>
-          <w:rFonts w:hint="eastAsia" w:ascii="Times New Roman" w:hAnsi="Times New Roman" w:cs="仿宋_GB2312"/>
+          <w:rFonts w:hint="eastAsia" w:ascii="Times New Roman" w:hAnsi="Times New Roman" w:eastAsia="仿宋" w:cs="仿宋"/>
           <w:sz w:val="32"/>
           <w:szCs w:val="32"/>
         </w:rPr>
@@ -1898,7 +1928,7 @@
       </w:r>
       <w:r>
         <w:rPr>
-          <w:rFonts w:hint="eastAsia" w:ascii="Times New Roman" w:hAnsi="Times New Roman" w:cs="仿宋_GB2312"/>
+          <w:rFonts w:hint="eastAsia" w:ascii="Times New Roman" w:hAnsi="Times New Roman" w:eastAsia="仿宋" w:cs="仿宋"/>
           <w:sz w:val="32"/>
           <w:szCs w:val="32"/>
         </w:rPr>
@@ -1924,7 +1954,7 @@
       </w:r>
       <w:r>
         <w:rPr>
-          <w:rFonts w:hint="eastAsia" w:ascii="Times New Roman" w:hAnsi="Times New Roman" w:cs="仿宋_GB2312"/>
+          <w:rFonts w:hint="eastAsia" w:ascii="Times New Roman" w:hAnsi="Times New Roman" w:eastAsia="仿宋" w:cs="仿宋"/>
           <w:sz w:val="32"/>
           <w:szCs w:val="32"/>
         </w:rPr>
@@ -1942,7 +1972,7 @@
       </w:pPr>
       <w:r>
         <w:rPr>
-          <w:rFonts w:hint="eastAsia" w:ascii="Times New Roman" w:hAnsi="Times New Roman" w:cs="仿宋_GB2312"/>
+          <w:rFonts w:hint="eastAsia" w:ascii="Times New Roman" w:hAnsi="Times New Roman" w:eastAsia="仿宋" w:cs="仿宋"/>
           <w:sz w:val="32"/>
           <w:szCs w:val="32"/>
         </w:rPr>
@@ -1960,7 +1990,7 @@
       </w:pPr>
       <w:r>
         <w:rPr>
-          <w:rFonts w:hint="eastAsia" w:ascii="Times New Roman" w:hAnsi="Times New Roman" w:cs="仿宋_GB2312"/>
+          <w:rFonts w:hint="eastAsia" w:ascii="Times New Roman" w:hAnsi="Times New Roman" w:eastAsia="仿宋" w:cs="仿宋"/>
           <w:sz w:val="32"/>
           <w:szCs w:val="32"/>
         </w:rPr>
@@ -1986,7 +2016,7 @@
       </w:r>
       <w:r>
         <w:rPr>
-          <w:rFonts w:hint="eastAsia" w:ascii="Times New Roman" w:hAnsi="Times New Roman" w:cs="仿宋_GB2312"/>
+          <w:rFonts w:hint="eastAsia" w:ascii="Times New Roman" w:hAnsi="Times New Roman" w:eastAsia="仿宋" w:cs="仿宋"/>
           <w:sz w:val="32"/>
           <w:szCs w:val="32"/>
         </w:rPr>
@@ -2004,7 +2034,7 @@
       </w:pPr>
       <w:r>
         <w:rPr>
-          <w:rFonts w:hint="eastAsia" w:ascii="Times New Roman" w:hAnsi="Times New Roman" w:cs="仿宋_GB2312"/>
+          <w:rFonts w:hint="eastAsia" w:ascii="Times New Roman" w:hAnsi="Times New Roman" w:eastAsia="仿宋" w:cs="仿宋"/>
           <w:sz w:val="32"/>
           <w:szCs w:val="32"/>
         </w:rPr>
@@ -2030,7 +2060,7 @@
       </w:r>
       <w:r>
         <w:rPr>
-          <w:rFonts w:hint="eastAsia" w:ascii="Times New Roman" w:hAnsi="Times New Roman" w:cs="仿宋_GB2312"/>
+          <w:rFonts w:hint="eastAsia" w:ascii="Times New Roman" w:hAnsi="Times New Roman" w:eastAsia="仿宋" w:cs="仿宋"/>
           <w:sz w:val="32"/>
           <w:szCs w:val="32"/>
         </w:rPr>
@@ -2048,7 +2078,7 @@
       </w:pPr>
       <w:r>
         <w:rPr>
-          <w:rFonts w:hint="eastAsia" w:ascii="Times New Roman" w:hAnsi="Times New Roman" w:cs="仿宋_GB2312"/>
+          <w:rFonts w:hint="eastAsia" w:ascii="Times New Roman" w:hAnsi="Times New Roman" w:eastAsia="仿宋" w:cs="仿宋"/>
           <w:sz w:val="32"/>
           <w:szCs w:val="32"/>
         </w:rPr>
@@ -2058,7 +2088,8 @@
     <w:p>
       <w:pPr>
         <w:rPr>
-          <w:rFonts w:ascii="Times New Roman" w:hAnsi="Times New Roman" w:eastAsia="宋体" w:cs="宋体"/>
+          <w:rFonts w:ascii="Times New Roman" w:hAnsi="Times New Roman" w:eastAsia="仿宋" w:cs="仿宋"/>
+          <w:sz w:val="32"/>
           <w:szCs w:val="32"/>
         </w:rPr>
       </w:pPr>
@@ -2066,7 +2097,6 @@
     <w:p>
       <w:pPr>
         <w:jc w:val="center"/>
-        <w:outlineLvl w:val="0"/>
         <w:rPr>
           <w:rFonts w:ascii="Times New Roman" w:hAnsi="Times New Roman" w:eastAsia="黑体" w:cs="黑体"/>
           <w:szCs w:val="32"/>
@@ -2075,6 +2105,7 @@
       <w:r>
         <w:rPr>
           <w:rFonts w:hint="eastAsia" w:ascii="Times New Roman" w:hAnsi="Times New Roman" w:eastAsia="黑体" w:cs="黑体"/>
+          <w:sz w:val="32"/>
           <w:szCs w:val="32"/>
         </w:rPr>
         <w:t>第四章　推动共同繁荣发展</w:t>
@@ -2083,7 +2114,8 @@
     <w:p>
       <w:pPr>
         <w:rPr>
-          <w:rFonts w:ascii="Times New Roman" w:hAnsi="Times New Roman" w:eastAsia="宋体" w:cs="宋体"/>
+          <w:rFonts w:ascii="Times New Roman" w:hAnsi="Times New Roman" w:eastAsia="仿宋" w:cs="仿宋"/>
+          <w:sz w:val="32"/>
           <w:szCs w:val="32"/>
         </w:rPr>
       </w:pPr>
@@ -2107,7 +2139,7 @@
       </w:r>
       <w:r>
         <w:rPr>
-          <w:rFonts w:hint="eastAsia" w:ascii="Times New Roman" w:hAnsi="Times New Roman" w:cs="仿宋_GB2312"/>
+          <w:rFonts w:hint="eastAsia" w:ascii="Times New Roman" w:hAnsi="Times New Roman" w:eastAsia="仿宋" w:cs="仿宋"/>
           <w:sz w:val="32"/>
           <w:szCs w:val="32"/>
         </w:rPr>
@@ -2133,7 +2165,7 @@
       </w:r>
       <w:r>
         <w:rPr>
-          <w:rFonts w:hint="eastAsia" w:ascii="Times New Roman" w:hAnsi="Times New Roman" w:cs="仿宋_GB2312"/>
+          <w:rFonts w:hint="eastAsia" w:ascii="Times New Roman" w:hAnsi="Times New Roman" w:eastAsia="仿宋" w:cs="仿宋"/>
           <w:sz w:val="32"/>
           <w:szCs w:val="32"/>
         </w:rPr>
@@ -2159,7 +2191,7 @@
       </w:r>
       <w:r>
         <w:rPr>
-          <w:rFonts w:hint="eastAsia" w:ascii="Times New Roman" w:hAnsi="Times New Roman" w:cs="仿宋_GB2312"/>
+          <w:rFonts w:hint="eastAsia" w:ascii="Times New Roman" w:hAnsi="Times New Roman" w:eastAsia="仿宋" w:cs="仿宋"/>
           <w:sz w:val="32"/>
           <w:szCs w:val="32"/>
         </w:rPr>
@@ -2177,7 +2209,7 @@
       </w:pPr>
       <w:r>
         <w:rPr>
-          <w:rFonts w:hint="eastAsia" w:ascii="Times New Roman" w:hAnsi="Times New Roman" w:cs="仿宋_GB2312"/>
+          <w:rFonts w:hint="eastAsia" w:ascii="Times New Roman" w:hAnsi="Times New Roman" w:eastAsia="仿宋" w:cs="仿宋"/>
           <w:sz w:val="32"/>
           <w:szCs w:val="32"/>
         </w:rPr>
@@ -2195,7 +2227,7 @@
       </w:pPr>
       <w:r>
         <w:rPr>
-          <w:rFonts w:hint="eastAsia" w:ascii="Times New Roman" w:hAnsi="Times New Roman" w:cs="仿宋_GB2312"/>
+          <w:rFonts w:hint="eastAsia" w:ascii="Times New Roman" w:hAnsi="Times New Roman" w:eastAsia="仿宋" w:cs="仿宋"/>
           <w:sz w:val="32"/>
           <w:szCs w:val="32"/>
         </w:rPr>
@@ -2221,7 +2253,7 @@
       </w:r>
       <w:r>
         <w:rPr>
-          <w:rFonts w:hint="eastAsia" w:ascii="Times New Roman" w:hAnsi="Times New Roman" w:cs="仿宋_GB2312"/>
+          <w:rFonts w:hint="eastAsia" w:ascii="Times New Roman" w:hAnsi="Times New Roman" w:eastAsia="仿宋" w:cs="仿宋"/>
           <w:sz w:val="32"/>
           <w:szCs w:val="32"/>
         </w:rPr>
@@ -2247,7 +2279,7 @@
       </w:r>
       <w:r>
         <w:rPr>
-          <w:rFonts w:hint="eastAsia" w:ascii="Times New Roman" w:hAnsi="Times New Roman" w:cs="仿宋_GB2312"/>
+          <w:rFonts w:hint="eastAsia" w:ascii="Times New Roman" w:hAnsi="Times New Roman" w:eastAsia="仿宋" w:cs="仿宋"/>
           <w:sz w:val="32"/>
           <w:szCs w:val="32"/>
         </w:rPr>
@@ -2265,7 +2297,7 @@
       </w:pPr>
       <w:r>
         <w:rPr>
-          <w:rFonts w:hint="eastAsia" w:ascii="Times New Roman" w:hAnsi="Times New Roman" w:cs="仿宋_GB2312"/>
+          <w:rFonts w:hint="eastAsia" w:ascii="Times New Roman" w:hAnsi="Times New Roman" w:eastAsia="仿宋" w:cs="仿宋"/>
           <w:sz w:val="32"/>
           <w:szCs w:val="32"/>
         </w:rPr>
@@ -2291,7 +2323,7 @@
       </w:r>
       <w:r>
         <w:rPr>
-          <w:rFonts w:hint="eastAsia" w:ascii="Times New Roman" w:hAnsi="Times New Roman" w:cs="仿宋_GB2312"/>
+          <w:rFonts w:hint="eastAsia" w:ascii="Times New Roman" w:hAnsi="Times New Roman" w:eastAsia="仿宋" w:cs="仿宋"/>
           <w:sz w:val="32"/>
           <w:szCs w:val="32"/>
         </w:rPr>
@@ -2317,7 +2349,7 @@
       </w:r>
       <w:r>
         <w:rPr>
-          <w:rFonts w:hint="eastAsia" w:ascii="Times New Roman" w:hAnsi="Times New Roman" w:cs="仿宋_GB2312"/>
+          <w:rFonts w:hint="eastAsia" w:ascii="Times New Roman" w:hAnsi="Times New Roman" w:eastAsia="仿宋" w:cs="仿宋"/>
           <w:sz w:val="32"/>
           <w:szCs w:val="32"/>
         </w:rPr>
@@ -2343,7 +2375,7 @@
       </w:r>
       <w:r>
         <w:rPr>
-          <w:rFonts w:hint="eastAsia" w:ascii="Times New Roman" w:hAnsi="Times New Roman" w:cs="仿宋_GB2312"/>
+          <w:rFonts w:hint="eastAsia" w:ascii="Times New Roman" w:hAnsi="Times New Roman" w:eastAsia="仿宋" w:cs="仿宋"/>
           <w:sz w:val="32"/>
           <w:szCs w:val="32"/>
         </w:rPr>
@@ -2361,7 +2393,7 @@
       </w:pPr>
       <w:r>
         <w:rPr>
-          <w:rFonts w:hint="eastAsia" w:ascii="Times New Roman" w:hAnsi="Times New Roman" w:cs="仿宋_GB2312"/>
+          <w:rFonts w:hint="eastAsia" w:ascii="Times New Roman" w:hAnsi="Times New Roman" w:eastAsia="仿宋" w:cs="仿宋"/>
           <w:sz w:val="32"/>
           <w:szCs w:val="32"/>
         </w:rPr>
@@ -2387,7 +2419,7 @@
       </w:r>
       <w:r>
         <w:rPr>
-          <w:rFonts w:hint="eastAsia" w:ascii="Times New Roman" w:hAnsi="Times New Roman" w:cs="仿宋_GB2312"/>
+          <w:rFonts w:hint="eastAsia" w:ascii="Times New Roman" w:hAnsi="Times New Roman" w:eastAsia="仿宋" w:cs="仿宋"/>
           <w:sz w:val="32"/>
           <w:szCs w:val="32"/>
         </w:rPr>
@@ -2405,7 +2437,7 @@
       </w:pPr>
       <w:r>
         <w:rPr>
-          <w:rFonts w:hint="eastAsia" w:ascii="Times New Roman" w:hAnsi="Times New Roman" w:cs="仿宋_GB2312"/>
+          <w:rFonts w:hint="eastAsia" w:ascii="Times New Roman" w:hAnsi="Times New Roman" w:eastAsia="仿宋" w:cs="仿宋"/>
           <w:sz w:val="32"/>
           <w:szCs w:val="32"/>
         </w:rPr>
@@ -2415,7 +2447,8 @@
     <w:p>
       <w:pPr>
         <w:rPr>
-          <w:rFonts w:ascii="Times New Roman" w:hAnsi="Times New Roman" w:eastAsia="宋体" w:cs="宋体"/>
+          <w:rFonts w:ascii="Times New Roman" w:hAnsi="Times New Roman" w:eastAsia="仿宋" w:cs="仿宋"/>
+          <w:sz w:val="32"/>
           <w:szCs w:val="32"/>
         </w:rPr>
       </w:pPr>
@@ -2423,7 +2456,6 @@
     <w:p>
       <w:pPr>
         <w:jc w:val="center"/>
-        <w:outlineLvl w:val="0"/>
         <w:rPr>
           <w:rFonts w:ascii="Times New Roman" w:hAnsi="Times New Roman" w:eastAsia="黑体" w:cs="黑体"/>
           <w:szCs w:val="32"/>
@@ -2432,6 +2464,7 @@
       <w:r>
         <w:rPr>
           <w:rFonts w:hint="eastAsia" w:ascii="Times New Roman" w:hAnsi="Times New Roman" w:eastAsia="黑体" w:cs="黑体"/>
+          <w:sz w:val="32"/>
           <w:szCs w:val="32"/>
         </w:rPr>
         <w:t>第五章　保障与监督</w:t>
@@ -2440,7 +2473,8 @@
     <w:p>
       <w:pPr>
         <w:rPr>
-          <w:rFonts w:ascii="Times New Roman" w:hAnsi="Times New Roman" w:eastAsia="宋体" w:cs="宋体"/>
+          <w:rFonts w:ascii="Times New Roman" w:hAnsi="Times New Roman" w:eastAsia="仿宋" w:cs="仿宋"/>
+          <w:sz w:val="32"/>
           <w:szCs w:val="32"/>
         </w:rPr>
       </w:pPr>
@@ -2464,7 +2498,7 @@
       </w:r>
       <w:r>
         <w:rPr>
-          <w:rFonts w:hint="eastAsia" w:ascii="Times New Roman" w:hAnsi="Times New Roman" w:cs="仿宋_GB2312"/>
+          <w:rFonts w:hint="eastAsia" w:ascii="Times New Roman" w:hAnsi="Times New Roman" w:eastAsia="仿宋" w:cs="仿宋"/>
           <w:sz w:val="32"/>
           <w:szCs w:val="32"/>
         </w:rPr>
@@ -2482,7 +2516,7 @@
       </w:pPr>
       <w:r>
         <w:rPr>
-          <w:rFonts w:hint="eastAsia" w:ascii="Times New Roman" w:hAnsi="Times New Roman" w:cs="仿宋_GB2312"/>
+          <w:rFonts w:hint="eastAsia" w:ascii="Times New Roman" w:hAnsi="Times New Roman" w:eastAsia="仿宋" w:cs="仿宋"/>
           <w:sz w:val="32"/>
           <w:szCs w:val="32"/>
         </w:rPr>
@@ -2508,7 +2542,7 @@
       </w:r>
       <w:r>
         <w:rPr>
-          <w:rFonts w:hint="eastAsia" w:ascii="Times New Roman" w:hAnsi="Times New Roman" w:cs="仿宋_GB2312"/>
+          <w:rFonts w:hint="eastAsia" w:ascii="Times New Roman" w:hAnsi="Times New Roman" w:eastAsia="仿宋" w:cs="仿宋"/>
           <w:sz w:val="32"/>
           <w:szCs w:val="32"/>
         </w:rPr>
@@ -2526,7 +2560,7 @@
       </w:pPr>
       <w:r>
         <w:rPr>
-          <w:rFonts w:hint="eastAsia" w:ascii="Times New Roman" w:hAnsi="Times New Roman" w:cs="仿宋_GB2312"/>
+          <w:rFonts w:hint="eastAsia" w:ascii="Times New Roman" w:hAnsi="Times New Roman" w:eastAsia="仿宋" w:cs="仿宋"/>
           <w:sz w:val="32"/>
           <w:szCs w:val="32"/>
         </w:rPr>
@@ -2552,7 +2586,7 @@
       </w:r>
       <w:r>
         <w:rPr>
-          <w:rFonts w:hint="eastAsia" w:ascii="Times New Roman" w:hAnsi="Times New Roman" w:cs="仿宋_GB2312"/>
+          <w:rFonts w:hint="eastAsia" w:ascii="Times New Roman" w:hAnsi="Times New Roman" w:eastAsia="仿宋" w:cs="仿宋"/>
           <w:sz w:val="32"/>
           <w:szCs w:val="32"/>
         </w:rPr>
@@ -2578,7 +2612,7 @@
       </w:r>
       <w:r>
         <w:rPr>
-          <w:rFonts w:hint="eastAsia" w:ascii="Times New Roman" w:hAnsi="Times New Roman" w:cs="仿宋_GB2312"/>
+          <w:rFonts w:hint="eastAsia" w:ascii="Times New Roman" w:hAnsi="Times New Roman" w:eastAsia="仿宋" w:cs="仿宋"/>
           <w:sz w:val="32"/>
           <w:szCs w:val="32"/>
         </w:rPr>
@@ -2604,7 +2638,7 @@
       </w:r>
       <w:r>
         <w:rPr>
-          <w:rFonts w:hint="eastAsia" w:ascii="Times New Roman" w:hAnsi="Times New Roman" w:cs="仿宋_GB2312"/>
+          <w:rFonts w:hint="eastAsia" w:ascii="Times New Roman" w:hAnsi="Times New Roman" w:eastAsia="仿宋" w:cs="仿宋"/>
           <w:sz w:val="32"/>
           <w:szCs w:val="32"/>
         </w:rPr>
@@ -2622,7 +2656,7 @@
       </w:pPr>
       <w:r>
         <w:rPr>
-          <w:rFonts w:hint="eastAsia" w:ascii="Times New Roman" w:hAnsi="Times New Roman" w:cs="仿宋_GB2312"/>
+          <w:rFonts w:hint="eastAsia" w:ascii="Times New Roman" w:hAnsi="Times New Roman" w:eastAsia="仿宋" w:cs="仿宋"/>
           <w:sz w:val="32"/>
           <w:szCs w:val="32"/>
         </w:rPr>
@@ -2648,7 +2682,7 @@
       </w:r>
       <w:r>
         <w:rPr>
-          <w:rFonts w:hint="eastAsia" w:ascii="Times New Roman" w:hAnsi="Times New Roman" w:cs="仿宋_GB2312"/>
+          <w:rFonts w:hint="eastAsia" w:ascii="Times New Roman" w:hAnsi="Times New Roman" w:eastAsia="仿宋" w:cs="仿宋"/>
           <w:sz w:val="32"/>
           <w:szCs w:val="32"/>
         </w:rPr>
@@ -2674,7 +2708,7 @@
       </w:r>
       <w:r>
         <w:rPr>
-          <w:rFonts w:hint="eastAsia" w:ascii="Times New Roman" w:hAnsi="Times New Roman" w:cs="仿宋_GB2312"/>
+          <w:rFonts w:hint="eastAsia" w:ascii="Times New Roman" w:hAnsi="Times New Roman" w:eastAsia="仿宋" w:cs="仿宋"/>
           <w:sz w:val="32"/>
           <w:szCs w:val="32"/>
         </w:rPr>
@@ -2692,7 +2726,7 @@
       </w:pPr>
       <w:r>
         <w:rPr>
-          <w:rFonts w:hint="eastAsia" w:ascii="Times New Roman" w:hAnsi="Times New Roman" w:cs="仿宋_GB2312"/>
+          <w:rFonts w:hint="eastAsia" w:ascii="Times New Roman" w:hAnsi="Times New Roman" w:eastAsia="仿宋" w:cs="仿宋"/>
           <w:sz w:val="32"/>
           <w:szCs w:val="32"/>
         </w:rPr>
@@ -2718,7 +2752,7 @@
       </w:r>
       <w:r>
         <w:rPr>
-          <w:rFonts w:hint="eastAsia" w:ascii="Times New Roman" w:hAnsi="Times New Roman" w:cs="仿宋_GB2312"/>
+          <w:rFonts w:hint="eastAsia" w:ascii="Times New Roman" w:hAnsi="Times New Roman" w:eastAsia="仿宋" w:cs="仿宋"/>
           <w:sz w:val="32"/>
           <w:szCs w:val="32"/>
         </w:rPr>
@@ -2744,7 +2778,7 @@
       </w:r>
       <w:r>
         <w:rPr>
-          <w:rFonts w:hint="eastAsia" w:ascii="Times New Roman" w:hAnsi="Times New Roman" w:cs="仿宋_GB2312"/>
+          <w:rFonts w:hint="eastAsia" w:ascii="Times New Roman" w:hAnsi="Times New Roman" w:eastAsia="仿宋" w:cs="仿宋"/>
           <w:sz w:val="32"/>
           <w:szCs w:val="32"/>
         </w:rPr>
@@ -2762,7 +2796,7 @@
       </w:pPr>
       <w:r>
         <w:rPr>
-          <w:rFonts w:hint="eastAsia" w:ascii="Times New Roman" w:hAnsi="Times New Roman" w:cs="仿宋_GB2312"/>
+          <w:rFonts w:hint="eastAsia" w:ascii="Times New Roman" w:hAnsi="Times New Roman" w:eastAsia="仿宋" w:cs="仿宋"/>
           <w:sz w:val="32"/>
           <w:szCs w:val="32"/>
         </w:rPr>
@@ -2788,7 +2822,7 @@
       </w:r>
       <w:r>
         <w:rPr>
-          <w:rFonts w:hint="eastAsia" w:ascii="Times New Roman" w:hAnsi="Times New Roman" w:cs="仿宋_GB2312"/>
+          <w:rFonts w:hint="eastAsia" w:ascii="Times New Roman" w:hAnsi="Times New Roman" w:eastAsia="仿宋" w:cs="仿宋"/>
           <w:sz w:val="32"/>
           <w:szCs w:val="32"/>
         </w:rPr>
@@ -2806,7 +2840,7 @@
       </w:pPr>
       <w:r>
         <w:rPr>
-          <w:rFonts w:hint="eastAsia" w:ascii="Times New Roman" w:hAnsi="Times New Roman" w:cs="仿宋_GB2312"/>
+          <w:rFonts w:hint="eastAsia" w:ascii="Times New Roman" w:hAnsi="Times New Roman" w:eastAsia="仿宋" w:cs="仿宋"/>
           <w:sz w:val="32"/>
           <w:szCs w:val="32"/>
         </w:rPr>
@@ -2832,7 +2866,7 @@
       </w:r>
       <w:r>
         <w:rPr>
-          <w:rFonts w:hint="eastAsia" w:ascii="Times New Roman" w:hAnsi="Times New Roman" w:cs="仿宋_GB2312"/>
+          <w:rFonts w:hint="eastAsia" w:ascii="Times New Roman" w:hAnsi="Times New Roman" w:eastAsia="仿宋" w:cs="仿宋"/>
           <w:sz w:val="32"/>
           <w:szCs w:val="32"/>
         </w:rPr>
@@ -2858,7 +2892,7 @@
       </w:r>
       <w:r>
         <w:rPr>
-          <w:rFonts w:hint="eastAsia" w:ascii="Times New Roman" w:hAnsi="Times New Roman" w:cs="仿宋_GB2312"/>
+          <w:rFonts w:hint="eastAsia" w:ascii="Times New Roman" w:hAnsi="Times New Roman" w:eastAsia="仿宋" w:cs="仿宋"/>
           <w:sz w:val="32"/>
           <w:szCs w:val="32"/>
         </w:rPr>
@@ -2884,7 +2918,7 @@
       </w:r>
       <w:r>
         <w:rPr>
-          <w:rFonts w:hint="eastAsia" w:ascii="Times New Roman" w:hAnsi="Times New Roman" w:cs="仿宋_GB2312"/>
+          <w:rFonts w:hint="eastAsia" w:ascii="Times New Roman" w:hAnsi="Times New Roman" w:eastAsia="仿宋" w:cs="仿宋"/>
           <w:sz w:val="32"/>
           <w:szCs w:val="32"/>
         </w:rPr>
@@ -2910,7 +2944,7 @@
       </w:r>
       <w:r>
         <w:rPr>
-          <w:rFonts w:hint="eastAsia" w:ascii="Times New Roman" w:hAnsi="Times New Roman" w:cs="仿宋_GB2312"/>
+          <w:rFonts w:hint="eastAsia" w:ascii="Times New Roman" w:hAnsi="Times New Roman" w:eastAsia="仿宋" w:cs="仿宋"/>
           <w:sz w:val="32"/>
           <w:szCs w:val="32"/>
         </w:rPr>
@@ -2928,7 +2962,7 @@
       </w:pPr>
       <w:r>
         <w:rPr>
-          <w:rFonts w:hint="eastAsia" w:ascii="Times New Roman" w:hAnsi="Times New Roman" w:cs="仿宋_GB2312"/>
+          <w:rFonts w:hint="eastAsia" w:ascii="Times New Roman" w:hAnsi="Times New Roman" w:eastAsia="仿宋" w:cs="仿宋"/>
           <w:sz w:val="32"/>
           <w:szCs w:val="32"/>
         </w:rPr>
@@ -2954,7 +2988,7 @@
       </w:r>
       <w:r>
         <w:rPr>
-          <w:rFonts w:hint="eastAsia" w:ascii="Times New Roman" w:hAnsi="Times New Roman" w:cs="仿宋_GB2312"/>
+          <w:rFonts w:hint="eastAsia" w:ascii="Times New Roman" w:hAnsi="Times New Roman" w:eastAsia="仿宋" w:cs="仿宋"/>
           <w:sz w:val="32"/>
           <w:szCs w:val="32"/>
         </w:rPr>
@@ -2972,7 +3006,7 @@
       </w:pPr>
       <w:r>
         <w:rPr>
-          <w:rFonts w:hint="eastAsia" w:ascii="Times New Roman" w:hAnsi="Times New Roman" w:cs="仿宋_GB2312"/>
+          <w:rFonts w:hint="eastAsia" w:ascii="Times New Roman" w:hAnsi="Times New Roman" w:eastAsia="仿宋" w:cs="仿宋"/>
           <w:sz w:val="32"/>
           <w:szCs w:val="32"/>
         </w:rPr>
@@ -2998,7 +3032,7 @@
       </w:r>
       <w:r>
         <w:rPr>
-          <w:rFonts w:hint="eastAsia" w:ascii="Times New Roman" w:hAnsi="Times New Roman" w:cs="仿宋_GB2312"/>
+          <w:rFonts w:hint="eastAsia" w:ascii="Times New Roman" w:hAnsi="Times New Roman" w:eastAsia="仿宋" w:cs="仿宋"/>
           <w:sz w:val="32"/>
           <w:szCs w:val="32"/>
         </w:rPr>
@@ -3008,7 +3042,8 @@
     <w:p>
       <w:pPr>
         <w:rPr>
-          <w:rFonts w:ascii="Times New Roman" w:hAnsi="Times New Roman" w:eastAsia="宋体" w:cs="宋体"/>
+          <w:rFonts w:ascii="Times New Roman" w:hAnsi="Times New Roman" w:eastAsia="仿宋" w:cs="仿宋"/>
+          <w:sz w:val="32"/>
           <w:szCs w:val="32"/>
         </w:rPr>
       </w:pPr>
@@ -3016,7 +3051,6 @@
     <w:p>
       <w:pPr>
         <w:jc w:val="center"/>
-        <w:outlineLvl w:val="0"/>
         <w:rPr>
           <w:rFonts w:ascii="Times New Roman" w:hAnsi="Times New Roman" w:eastAsia="黑体" w:cs="黑体"/>
           <w:szCs w:val="32"/>
@@ -3025,6 +3059,7 @@
       <w:r>
         <w:rPr>
           <w:rFonts w:hint="eastAsia" w:ascii="Times New Roman" w:hAnsi="Times New Roman" w:eastAsia="黑体" w:cs="黑体"/>
+          <w:sz w:val="32"/>
           <w:szCs w:val="32"/>
         </w:rPr>
         <w:t>第六章　法律责任</w:t>
@@ -3033,7 +3068,8 @@
     <w:p>
       <w:pPr>
         <w:rPr>
-          <w:rFonts w:ascii="Times New Roman" w:hAnsi="Times New Roman" w:eastAsia="宋体" w:cs="宋体"/>
+          <w:rFonts w:ascii="Times New Roman" w:hAnsi="Times New Roman" w:eastAsia="仿宋" w:cs="仿宋"/>
+          <w:sz w:val="32"/>
           <w:szCs w:val="32"/>
         </w:rPr>
       </w:pPr>
@@ -3057,7 +3093,7 @@
       </w:r>
       <w:r>
         <w:rPr>
-          <w:rFonts w:hint="eastAsia" w:ascii="Times New Roman" w:hAnsi="Times New Roman" w:cs="仿宋_GB2312"/>
+          <w:rFonts w:hint="eastAsia" w:ascii="Times New Roman" w:hAnsi="Times New Roman" w:eastAsia="仿宋" w:cs="仿宋"/>
           <w:sz w:val="32"/>
           <w:szCs w:val="32"/>
         </w:rPr>
@@ -3083,7 +3119,7 @@
       </w:r>
       <w:r>
         <w:rPr>
-          <w:rFonts w:hint="eastAsia" w:ascii="Times New Roman" w:hAnsi="Times New Roman" w:cs="仿宋_GB2312"/>
+          <w:rFonts w:hint="eastAsia" w:ascii="Times New Roman" w:hAnsi="Times New Roman" w:eastAsia="仿宋" w:cs="仿宋"/>
           <w:sz w:val="32"/>
           <w:szCs w:val="32"/>
         </w:rPr>
@@ -3109,7 +3145,7 @@
       </w:r>
       <w:r>
         <w:rPr>
-          <w:rFonts w:hint="eastAsia" w:ascii="Times New Roman" w:hAnsi="Times New Roman" w:cs="仿宋_GB2312"/>
+          <w:rFonts w:hint="eastAsia" w:ascii="Times New Roman" w:hAnsi="Times New Roman" w:eastAsia="仿宋" w:cs="仿宋"/>
           <w:sz w:val="32"/>
           <w:szCs w:val="32"/>
         </w:rPr>
@@ -3135,7 +3171,7 @@
       </w:r>
       <w:r>
         <w:rPr>
-          <w:rFonts w:hint="eastAsia" w:ascii="Times New Roman" w:hAnsi="Times New Roman" w:cs="仿宋_GB2312"/>
+          <w:rFonts w:hint="eastAsia" w:ascii="Times New Roman" w:hAnsi="Times New Roman" w:eastAsia="仿宋" w:cs="仿宋"/>
           <w:sz w:val="32"/>
           <w:szCs w:val="32"/>
         </w:rPr>
@@ -3161,7 +3197,7 @@
       </w:r>
       <w:r>
         <w:rPr>
-          <w:rFonts w:hint="eastAsia" w:ascii="Times New Roman" w:hAnsi="Times New Roman" w:cs="仿宋_GB2312"/>
+          <w:rFonts w:hint="eastAsia" w:ascii="Times New Roman" w:hAnsi="Times New Roman" w:eastAsia="仿宋" w:cs="仿宋"/>
           <w:sz w:val="32"/>
           <w:szCs w:val="32"/>
         </w:rPr>
@@ -3187,7 +3223,7 @@
       </w:r>
       <w:r>
         <w:rPr>
-          <w:rFonts w:hint="eastAsia" w:ascii="Times New Roman" w:hAnsi="Times New Roman" w:cs="仿宋_GB2312"/>
+          <w:rFonts w:hint="eastAsia" w:ascii="Times New Roman" w:hAnsi="Times New Roman" w:eastAsia="仿宋" w:cs="仿宋"/>
           <w:sz w:val="32"/>
           <w:szCs w:val="32"/>
         </w:rPr>
@@ -3205,7 +3241,7 @@
       </w:pPr>
       <w:r>
         <w:rPr>
-          <w:rFonts w:hint="eastAsia" w:ascii="Times New Roman" w:hAnsi="Times New Roman" w:cs="仿宋_GB2312"/>
+          <w:rFonts w:hint="eastAsia" w:ascii="Times New Roman" w:hAnsi="Times New Roman" w:eastAsia="仿宋" w:cs="仿宋"/>
           <w:sz w:val="32"/>
           <w:szCs w:val="32"/>
         </w:rPr>
@@ -3231,7 +3267,7 @@
       </w:r>
       <w:r>
         <w:rPr>
-          <w:rFonts w:hint="eastAsia" w:ascii="Times New Roman" w:hAnsi="Times New Roman" w:cs="仿宋_GB2312"/>
+          <w:rFonts w:hint="eastAsia" w:ascii="Times New Roman" w:hAnsi="Times New Roman" w:eastAsia="仿宋" w:cs="仿宋"/>
           <w:sz w:val="32"/>
           <w:szCs w:val="32"/>
         </w:rPr>
@@ -3241,7 +3277,8 @@
     <w:p>
       <w:pPr>
         <w:rPr>
-          <w:rFonts w:ascii="Times New Roman" w:hAnsi="Times New Roman" w:eastAsia="宋体" w:cs="宋体"/>
+          <w:rFonts w:ascii="Times New Roman" w:hAnsi="Times New Roman" w:eastAsia="仿宋" w:cs="仿宋"/>
+          <w:sz w:val="32"/>
           <w:szCs w:val="32"/>
         </w:rPr>
       </w:pPr>
@@ -3249,7 +3286,6 @@
     <w:p>
       <w:pPr>
         <w:jc w:val="center"/>
-        <w:outlineLvl w:val="0"/>
         <w:rPr>
           <w:rFonts w:ascii="Times New Roman" w:hAnsi="Times New Roman" w:eastAsia="黑体" w:cs="黑体"/>
           <w:szCs w:val="32"/>
@@ -3258,6 +3294,7 @@
       <w:r>
         <w:rPr>
           <w:rFonts w:hint="eastAsia" w:ascii="Times New Roman" w:hAnsi="Times New Roman" w:eastAsia="黑体" w:cs="黑体"/>
+          <w:sz w:val="32"/>
           <w:szCs w:val="32"/>
         </w:rPr>
         <w:t>第七章　附　　则</w:t>
@@ -3266,7 +3303,8 @@
     <w:p>
       <w:pPr>
         <w:rPr>
-          <w:rFonts w:ascii="Times New Roman" w:hAnsi="Times New Roman" w:eastAsia="宋体" w:cs="宋体"/>
+          <w:rFonts w:ascii="Times New Roman" w:hAnsi="Times New Roman" w:eastAsia="仿宋" w:cs="仿宋"/>
+          <w:sz w:val="32"/>
           <w:szCs w:val="32"/>
         </w:rPr>
       </w:pPr>
@@ -3290,7 +3328,7 @@
       </w:r>
       <w:r>
         <w:rPr>
-          <w:rFonts w:hint="eastAsia" w:ascii="Times New Roman" w:hAnsi="Times New Roman" w:cs="仿宋_GB2312"/>
+          <w:rFonts w:hint="eastAsia" w:ascii="Times New Roman" w:hAnsi="Times New Roman" w:eastAsia="仿宋" w:cs="仿宋"/>
           <w:sz w:val="32"/>
           <w:szCs w:val="32"/>
         </w:rPr>
@@ -3316,7 +3354,7 @@
       </w:r>
       <w:r>
         <w:rPr>
-          <w:rFonts w:hint="eastAsia" w:ascii="Times New Roman" w:hAnsi="Times New Roman" w:cs="仿宋_GB2312"/>
+          <w:rFonts w:hint="eastAsia" w:ascii="Times New Roman" w:hAnsi="Times New Roman" w:eastAsia="仿宋" w:cs="仿宋"/>
           <w:sz w:val="32"/>
           <w:szCs w:val="32"/>
         </w:rPr>
@@ -3328,6 +3366,7 @@
       <w:footerReference r:id="rId4" w:type="even"/>
       <w:pgSz w:w="11906" w:h="16838"/>
       <w:pgMar w:top="2098" w:right="1474" w:bottom="1984" w:left="1588" w:header="851" w:footer="1474" w:gutter="0"/>
+      <w:lnNumType w:countBy="0" w:restart="continuous"/>
       <w:cols w:space="0" w:num="1"/>
       <w:docGrid w:type="linesAndChars" w:linePitch="579" w:charSpace="-849"/>
     </w:sectPr>
